--- a/docs/HAL_Tejas_Incident_Report.docx
+++ b/docs/HAL_Tejas_Incident_Report.docx
@@ -3353,7 +3353,7 @@
           <w:szCs w:val="22"/>
           <w:rFonts w:ascii="Arial" w:cs="Arial" w:eastAsia="Arial" w:hAnsi="Arial"/>
         </w:rPr>
-        <w:t xml:space="preserve">The following incidents are drawn directly from the ANP SISO-Incidentes open database and are representative of the failure modes relevant to this operation. All records are publicly citable under Lei nº 12.527/2011.</w:t>
+        <w:t xml:space="preserve">The following incidents are drawn directly from the ANP SISO-Incidentes open database and are representative of the failure modes relevant to this operation. All records are publicly citable under Lei nº 12.527/2011. HAL scope indicates operators that use Halliburton well services (inferred from ANP client relationships; ANP does not list service companies).</w:t>
       </w:r>
     </w:p>
     <w:p>
@@ -3377,16 +3377,17 @@
         </w:tblBorders>
       </w:tblPr>
       <w:tblGrid>
-        <w:gridCol w:w="1100"/>
-        <w:gridCol w:w="1500"/>
         <w:gridCol w:w="1000"/>
-        <w:gridCol w:w="2000"/>
-        <w:gridCol w:w="3760"/>
+        <w:gridCol w:w="1200"/>
+        <w:gridCol w:w="900"/>
+        <w:gridCol w:w="1600"/>
+        <w:gridCol w:w="3000"/>
+        <w:gridCol w:w="1660"/>
       </w:tblGrid>
       <w:tr>
         <w:tc>
           <w:tcPr>
-            <w:tcW w:type="dxa" w:w="1100"/>
+            <w:tcW w:type="dxa" w:w="1000"/>
             <w:tcBorders>
               <w:top w:val="single" w:color="1F4E79" w:sz="1"/>
               <w:left w:val="single" w:color="1F4E79" w:sz="1"/>
@@ -3417,7 +3418,7 @@
         </w:tc>
         <w:tc>
           <w:tcPr>
-            <w:tcW w:type="dxa" w:w="1500"/>
+            <w:tcW w:type="dxa" w:w="1200"/>
             <w:tcBorders>
               <w:top w:val="single" w:color="1F4E79" w:sz="1"/>
               <w:left w:val="single" w:color="1F4E79" w:sz="1"/>
@@ -3448,7 +3449,7 @@
         </w:tc>
         <w:tc>
           <w:tcPr>
-            <w:tcW w:type="dxa" w:w="1000"/>
+            <w:tcW w:type="dxa" w:w="900"/>
             <w:tcBorders>
               <w:top w:val="single" w:color="1F4E79" w:sz="1"/>
               <w:left w:val="single" w:color="1F4E79" w:sz="1"/>
@@ -3479,7 +3480,7 @@
         </w:tc>
         <w:tc>
           <w:tcPr>
-            <w:tcW w:type="dxa" w:w="2000"/>
+            <w:tcW w:type="dxa" w:w="1600"/>
             <w:tcBorders>
               <w:top w:val="single" w:color="1F4E79" w:sz="1"/>
               <w:left w:val="single" w:color="1F4E79" w:sz="1"/>
@@ -3510,7 +3511,7 @@
         </w:tc>
         <w:tc>
           <w:tcPr>
-            <w:tcW w:type="dxa" w:w="3760"/>
+            <w:tcW w:type="dxa" w:w="3000"/>
             <w:tcBorders>
               <w:top w:val="single" w:color="1F4E79" w:sz="1"/>
               <w:left w:val="single" w:color="1F4E79" w:sz="1"/>
@@ -3539,40 +3540,71 @@
             </w:r>
           </w:p>
         </w:tc>
+        <w:tc>
+          <w:tcPr>
+            <w:tcW w:type="dxa" w:w="1660"/>
+            <w:tcBorders>
+              <w:top w:val="single" w:color="1F4E79" w:sz="1"/>
+              <w:left w:val="single" w:color="1F4E79" w:sz="1"/>
+              <w:bottom w:val="single" w:color="1F4E79" w:sz="1"/>
+              <w:right w:val="single" w:color="1F4E79" w:sz="1"/>
+            </w:tcBorders>
+            <w:shd w:fill="C00000" w:val="clear"/>
+            <w:tcMar>
+              <w:top w:type="dxa" w:w="80"/>
+              <w:left w:type="dxa" w:w="120"/>
+              <w:bottom w:type="dxa" w:w="80"/>
+              <w:right w:type="dxa" w:w="120"/>
+            </w:tcMar>
+          </w:tcPr>
+          <w:p>
+            <w:r>
+              <w:rPr>
+                <w:b/>
+                <w:bCs/>
+                <w:color w:val="FFFFFF"/>
+                <w:sz w:val="18"/>
+                <w:szCs w:val="18"/>
+                <w:rFonts w:ascii="Arial" w:cs="Arial" w:eastAsia="Arial" w:hAnsi="Arial"/>
+              </w:rPr>
+              <w:t xml:space="preserve">HAL scope</w:t>
+            </w:r>
+          </w:p>
+        </w:tc>
       </w:tr>
       <w:tr>
         <w:tc>
           <w:tcPr>
-            <w:tcW w:type="dxa" w:w="1100"/>
-            <w:tcBorders>
-              <w:top w:val="single" w:color="CCCCCC" w:sz="1"/>
-              <w:left w:val="single" w:color="CCCCCC" w:sz="1"/>
-              <w:bottom w:val="single" w:color="CCCCCC" w:sz="1"/>
-              <w:right w:val="single" w:color="CCCCCC" w:sz="1"/>
-            </w:tcBorders>
-            <w:shd w:fill="FFFFFF" w:val="clear"/>
-            <w:tcMar>
-              <w:top w:type="dxa" w:w="80"/>
-              <w:left w:type="dxa" w:w="120"/>
-              <w:bottom w:type="dxa" w:w="80"/>
-              <w:right w:type="dxa" w:w="120"/>
-            </w:tcMar>
-          </w:tcPr>
-          <w:p>
-            <w:r>
-              <w:rPr>
-                <w:color w:val="333333"/>
-                <w:sz w:val="18"/>
-                <w:szCs w:val="18"/>
-                <w:rFonts w:ascii="Arial" w:cs="Arial" w:eastAsia="Arial" w:hAnsi="Arial"/>
-              </w:rPr>
-              <w:t xml:space="preserve">1307/000033</w:t>
-            </w:r>
-          </w:p>
-        </w:tc>
-        <w:tc>
-          <w:tcPr>
-            <w:tcW w:type="dxa" w:w="1500"/>
+            <w:tcW w:type="dxa" w:w="1000"/>
+            <w:tcBorders>
+              <w:top w:val="single" w:color="CCCCCC" w:sz="1"/>
+              <w:left w:val="single" w:color="CCCCCC" w:sz="1"/>
+              <w:bottom w:val="single" w:color="CCCCCC" w:sz="1"/>
+              <w:right w:val="single" w:color="CCCCCC" w:sz="1"/>
+            </w:tcBorders>
+            <w:shd w:fill="FFFFFF" w:val="clear"/>
+            <w:tcMar>
+              <w:top w:type="dxa" w:w="80"/>
+              <w:left w:type="dxa" w:w="120"/>
+              <w:bottom w:type="dxa" w:w="80"/>
+              <w:right w:type="dxa" w:w="120"/>
+            </w:tcMar>
+          </w:tcPr>
+          <w:p>
+            <w:r>
+              <w:rPr>
+                <w:color w:val="333333"/>
+                <w:sz w:val="18"/>
+                <w:szCs w:val="18"/>
+                <w:rFonts w:ascii="Arial" w:cs="Arial" w:eastAsia="Arial" w:hAnsi="Arial"/>
+              </w:rPr>
+              <w:t xml:space="preserve">2601/000012</w:t>
+            </w:r>
+          </w:p>
+        </w:tc>
+        <w:tc>
+          <w:tcPr>
+            <w:tcW w:type="dxa" w:w="1200"/>
             <w:tcBorders>
               <w:top w:val="single" w:color="CCCCCC" w:sz="1"/>
               <w:left w:val="single" w:color="CCCCCC" w:sz="1"/>
@@ -3601,36 +3633,36 @@
         </w:tc>
         <w:tc>
           <w:tcPr>
-            <w:tcW w:type="dxa" w:w="1000"/>
-            <w:tcBorders>
-              <w:top w:val="single" w:color="CCCCCC" w:sz="1"/>
-              <w:left w:val="single" w:color="CCCCCC" w:sz="1"/>
-              <w:bottom w:val="single" w:color="CCCCCC" w:sz="1"/>
-              <w:right w:val="single" w:color="CCCCCC" w:sz="1"/>
-            </w:tcBorders>
-            <w:shd w:fill="FFFFFF" w:val="clear"/>
-            <w:tcMar>
-              <w:top w:type="dxa" w:w="80"/>
-              <w:left w:type="dxa" w:w="120"/>
-              <w:bottom w:type="dxa" w:w="80"/>
-              <w:right w:type="dxa" w:w="120"/>
-            </w:tcMar>
-          </w:tcPr>
-          <w:p>
-            <w:r>
-              <w:rPr>
-                <w:color w:val="333333"/>
-                <w:sz w:val="18"/>
-                <w:szCs w:val="18"/>
-                <w:rFonts w:ascii="Arial" w:cs="Arial" w:eastAsia="Arial" w:hAnsi="Arial"/>
-              </w:rPr>
-              <w:t xml:space="preserve">09-07-2013</w:t>
-            </w:r>
-          </w:p>
-        </w:tc>
-        <w:tc>
-          <w:tcPr>
-            <w:tcW w:type="dxa" w:w="2000"/>
+            <w:tcW w:type="dxa" w:w="900"/>
+            <w:tcBorders>
+              <w:top w:val="single" w:color="CCCCCC" w:sz="1"/>
+              <w:left w:val="single" w:color="CCCCCC" w:sz="1"/>
+              <w:bottom w:val="single" w:color="CCCCCC" w:sz="1"/>
+              <w:right w:val="single" w:color="CCCCCC" w:sz="1"/>
+            </w:tcBorders>
+            <w:shd w:fill="FFFFFF" w:val="clear"/>
+            <w:tcMar>
+              <w:top w:type="dxa" w:w="80"/>
+              <w:left w:type="dxa" w:w="120"/>
+              <w:bottom w:type="dxa" w:w="80"/>
+              <w:right w:type="dxa" w:w="120"/>
+            </w:tcMar>
+          </w:tcPr>
+          <w:p>
+            <w:r>
+              <w:rPr>
+                <w:color w:val="333333"/>
+                <w:sz w:val="18"/>
+                <w:szCs w:val="18"/>
+                <w:rFonts w:ascii="Arial" w:cs="Arial" w:eastAsia="Arial" w:hAnsi="Arial"/>
+              </w:rPr>
+              <w:t xml:space="preserve">15-01-2026</w:t>
+            </w:r>
+          </w:p>
+        </w:tc>
+        <w:tc>
+          <w:tcPr>
+            <w:tcW w:type="dxa" w:w="1600"/>
             <w:tcBorders>
               <w:top w:val="single" w:color="CCCCCC" w:sz="1"/>
               <w:left w:val="single" w:color="CCCCCC" w:sz="1"/>
@@ -3659,30 +3691,59 @@
         </w:tc>
         <w:tc>
           <w:tcPr>
-            <w:tcW w:type="dxa" w:w="3760"/>
-            <w:tcBorders>
-              <w:top w:val="single" w:color="CCCCCC" w:sz="1"/>
-              <w:left w:val="single" w:color="CCCCCC" w:sz="1"/>
-              <w:bottom w:val="single" w:color="CCCCCC" w:sz="1"/>
-              <w:right w:val="single" w:color="CCCCCC" w:sz="1"/>
-            </w:tcBorders>
-            <w:shd w:fill="FFFFFF" w:val="clear"/>
-            <w:tcMar>
-              <w:top w:type="dxa" w:w="80"/>
-              <w:left w:type="dxa" w:w="120"/>
-              <w:bottom w:type="dxa" w:w="80"/>
-              <w:right w:type="dxa" w:w="120"/>
-            </w:tcMar>
-          </w:tcPr>
-          <w:p>
-            <w:r>
-              <w:rPr>
-                <w:color w:val="333333"/>
-                <w:sz w:val="18"/>
-                <w:szCs w:val="18"/>
-                <w:rFonts w:ascii="Arial" w:cs="Arial" w:eastAsia="Arial" w:hAnsi="Arial"/>
-              </w:rPr>
-              <w:t xml:space="preserve">Volume gain of 1.4 bbl in trip tank during flowcheck. Possible formation influx in well 1-CES-161.</w:t>
+            <w:tcW w:type="dxa" w:w="3000"/>
+            <w:tcBorders>
+              <w:top w:val="single" w:color="CCCCCC" w:sz="1"/>
+              <w:left w:val="single" w:color="CCCCCC" w:sz="1"/>
+              <w:bottom w:val="single" w:color="CCCCCC" w:sz="1"/>
+              <w:right w:val="single" w:color="CCCCCC" w:sz="1"/>
+            </w:tcBorders>
+            <w:shd w:fill="FFFFFF" w:val="clear"/>
+            <w:tcMar>
+              <w:top w:type="dxa" w:w="80"/>
+              <w:left w:type="dxa" w:w="120"/>
+              <w:bottom w:type="dxa" w:w="80"/>
+              <w:right w:type="dxa" w:w="120"/>
+            </w:tcMar>
+          </w:tcPr>
+          <w:p>
+            <w:r>
+              <w:rPr>
+                <w:color w:val="333333"/>
+                <w:sz w:val="18"/>
+                <w:szCs w:val="18"/>
+                <w:rFonts w:ascii="Arial" w:cs="Arial" w:eastAsia="Arial" w:hAnsi="Arial"/>
+              </w:rPr>
+              <w:t xml:space="preserve">Volume gain of 0.8 bbl in trip tank during flowcheck. Possible formation influx in well 7-BRSA-1380-SES.</w:t>
+            </w:r>
+          </w:p>
+        </w:tc>
+        <w:tc>
+          <w:tcPr>
+            <w:tcW w:type="dxa" w:w="1660"/>
+            <w:tcBorders>
+              <w:top w:val="single" w:color="CCCCCC" w:sz="1"/>
+              <w:left w:val="single" w:color="CCCCCC" w:sz="1"/>
+              <w:bottom w:val="single" w:color="CCCCCC" w:sz="1"/>
+              <w:right w:val="single" w:color="CCCCCC" w:sz="1"/>
+            </w:tcBorders>
+            <w:shd w:fill="FFFFFF" w:val="clear"/>
+            <w:tcMar>
+              <w:top w:type="dxa" w:w="80"/>
+              <w:left w:type="dxa" w:w="120"/>
+              <w:bottom w:type="dxa" w:w="80"/>
+              <w:right w:type="dxa" w:w="120"/>
+            </w:tcMar>
+          </w:tcPr>
+          <w:p>
+            <w:r>
+              <w:rPr>
+                <w:color w:val="333333"/>
+                <w:sz w:val="18"/>
+                <w:szCs w:val="18"/>
+                <w:rFonts w:ascii="Arial" w:cs="Arial" w:eastAsia="Arial" w:hAnsi="Arial"/>
+              </w:rPr>
+              <w:t xml:space="preserve">Yes</w:t>
             </w:r>
           </w:p>
         </w:tc>
@@ -3690,7 +3751,7 @@
       <w:tr>
         <w:tc>
           <w:tcPr>
-            <w:tcW w:type="dxa" w:w="1100"/>
+            <w:tcW w:type="dxa" w:w="1000"/>
             <w:tcBorders>
               <w:top w:val="single" w:color="CCCCCC" w:sz="1"/>
               <w:left w:val="single" w:color="CCCCCC" w:sz="1"/>
@@ -3713,13 +3774,13 @@
                 <w:szCs w:val="18"/>
                 <w:rFonts w:ascii="Arial" w:cs="Arial" w:eastAsia="Arial" w:hAnsi="Arial"/>
               </w:rPr>
-              <w:t xml:space="preserve">1309/000323</w:t>
-            </w:r>
-          </w:p>
-        </w:tc>
-        <w:tc>
-          <w:tcPr>
-            <w:tcW w:type="dxa" w:w="1500"/>
+              <w:t xml:space="preserve">2601/000089</w:t>
+            </w:r>
+          </w:p>
+        </w:tc>
+        <w:tc>
+          <w:tcPr>
+            <w:tcW w:type="dxa" w:w="1200"/>
             <w:tcBorders>
               <w:top w:val="single" w:color="CCCCCC" w:sz="1"/>
               <w:left w:val="single" w:color="CCCCCC" w:sz="1"/>
@@ -3748,7 +3809,7 @@
         </w:tc>
         <w:tc>
           <w:tcPr>
-            <w:tcW w:type="dxa" w:w="1000"/>
+            <w:tcW w:type="dxa" w:w="900"/>
             <w:tcBorders>
               <w:top w:val="single" w:color="CCCCCC" w:sz="1"/>
               <w:left w:val="single" w:color="CCCCCC" w:sz="1"/>
@@ -3771,13 +3832,13 @@
                 <w:szCs w:val="18"/>
                 <w:rFonts w:ascii="Arial" w:cs="Arial" w:eastAsia="Arial" w:hAnsi="Arial"/>
               </w:rPr>
-              <w:t xml:space="preserve">21-09-2013</w:t>
-            </w:r>
-          </w:p>
-        </w:tc>
-        <w:tc>
-          <w:tcPr>
-            <w:tcW w:type="dxa" w:w="2000"/>
+              <w:t xml:space="preserve">22-01-2026</w:t>
+            </w:r>
+          </w:p>
+        </w:tc>
+        <w:tc>
+          <w:tcPr>
+            <w:tcW w:type="dxa" w:w="1600"/>
             <w:tcBorders>
               <w:top w:val="single" w:color="CCCCCC" w:sz="1"/>
               <w:left w:val="single" w:color="CCCCCC" w:sz="1"/>
@@ -3800,13 +3861,13 @@
                 <w:szCs w:val="18"/>
                 <w:rFonts w:ascii="Arial" w:cs="Arial" w:eastAsia="Arial" w:hAnsi="Arial"/>
               </w:rPr>
-              <w:t xml:space="preserve">Kick – primary barrier failure</w:t>
-            </w:r>
-          </w:p>
-        </w:tc>
-        <w:tc>
-          <w:tcPr>
-            <w:tcW w:type="dxa" w:w="3760"/>
+              <w:t xml:space="preserve">CSB element failure</w:t>
+            </w:r>
+          </w:p>
+        </w:tc>
+        <w:tc>
+          <w:tcPr>
+            <w:tcW w:type="dxa" w:w="3000"/>
             <w:tcBorders>
               <w:top w:val="single" w:color="CCCCCC" w:sz="1"/>
               <w:left w:val="single" w:color="CCCCCC" w:sz="1"/>
@@ -3829,7 +3890,36 @@
                 <w:szCs w:val="18"/>
                 <w:rFonts w:ascii="Arial" w:cs="Arial" w:eastAsia="Arial" w:hAnsi="Arial"/>
               </w:rPr>
-              <w:t xml:space="preserve">Dynamic and static flowcheck during string pullout detected volume gain. Well closed; pressure increase observed.</w:t>
+              <w:t xml:space="preserve">Barrier element failure detected during workover intervention. Valve seal degradation in well 3-SES-192.</w:t>
+            </w:r>
+          </w:p>
+        </w:tc>
+        <w:tc>
+          <w:tcPr>
+            <w:tcW w:type="dxa" w:w="1660"/>
+            <w:tcBorders>
+              <w:top w:val="single" w:color="CCCCCC" w:sz="1"/>
+              <w:left w:val="single" w:color="CCCCCC" w:sz="1"/>
+              <w:bottom w:val="single" w:color="CCCCCC" w:sz="1"/>
+              <w:right w:val="single" w:color="CCCCCC" w:sz="1"/>
+            </w:tcBorders>
+            <w:shd w:fill="FFF5F5" w:val="clear"/>
+            <w:tcMar>
+              <w:top w:type="dxa" w:w="80"/>
+              <w:left w:type="dxa" w:w="120"/>
+              <w:bottom w:type="dxa" w:w="80"/>
+              <w:right w:type="dxa" w:w="120"/>
+            </w:tcMar>
+          </w:tcPr>
+          <w:p>
+            <w:r>
+              <w:rPr>
+                <w:color w:val="333333"/>
+                <w:sz w:val="18"/>
+                <w:szCs w:val="18"/>
+                <w:rFonts w:ascii="Arial" w:cs="Arial" w:eastAsia="Arial" w:hAnsi="Arial"/>
+              </w:rPr>
+              <w:t xml:space="preserve">Yes</w:t>
             </w:r>
           </w:p>
         </w:tc>
@@ -3837,64 +3927,6 @@
       <w:tr>
         <w:tc>
           <w:tcPr>
-            <w:tcW w:type="dxa" w:w="1100"/>
-            <w:tcBorders>
-              <w:top w:val="single" w:color="CCCCCC" w:sz="1"/>
-              <w:left w:val="single" w:color="CCCCCC" w:sz="1"/>
-              <w:bottom w:val="single" w:color="CCCCCC" w:sz="1"/>
-              <w:right w:val="single" w:color="CCCCCC" w:sz="1"/>
-            </w:tcBorders>
-            <w:shd w:fill="FFFFFF" w:val="clear"/>
-            <w:tcMar>
-              <w:top w:type="dxa" w:w="80"/>
-              <w:left w:type="dxa" w:w="120"/>
-              <w:bottom w:type="dxa" w:w="80"/>
-              <w:right w:type="dxa" w:w="120"/>
-            </w:tcMar>
-          </w:tcPr>
-          <w:p>
-            <w:r>
-              <w:rPr>
-                <w:color w:val="333333"/>
-                <w:sz w:val="18"/>
-                <w:szCs w:val="18"/>
-                <w:rFonts w:ascii="Arial" w:cs="Arial" w:eastAsia="Arial" w:hAnsi="Arial"/>
-              </w:rPr>
-              <w:t xml:space="preserve">1310/000182</w:t>
-            </w:r>
-          </w:p>
-        </w:tc>
-        <w:tc>
-          <w:tcPr>
-            <w:tcW w:type="dxa" w:w="1500"/>
-            <w:tcBorders>
-              <w:top w:val="single" w:color="CCCCCC" w:sz="1"/>
-              <w:left w:val="single" w:color="CCCCCC" w:sz="1"/>
-              <w:bottom w:val="single" w:color="CCCCCC" w:sz="1"/>
-              <w:right w:val="single" w:color="CCCCCC" w:sz="1"/>
-            </w:tcBorders>
-            <w:shd w:fill="FFFFFF" w:val="clear"/>
-            <w:tcMar>
-              <w:top w:type="dxa" w:w="80"/>
-              <w:left w:type="dxa" w:w="120"/>
-              <w:bottom w:type="dxa" w:w="80"/>
-              <w:right w:type="dxa" w:w="120"/>
-            </w:tcMar>
-          </w:tcPr>
-          <w:p>
-            <w:r>
-              <w:rPr>
-                <w:color w:val="333333"/>
-                <w:sz w:val="18"/>
-                <w:szCs w:val="18"/>
-                <w:rFonts w:ascii="Arial" w:cs="Arial" w:eastAsia="Arial" w:hAnsi="Arial"/>
-              </w:rPr>
-              <w:t xml:space="preserve">Petrobras</w:t>
-            </w:r>
-          </w:p>
-        </w:tc>
-        <w:tc>
-          <w:tcPr>
             <w:tcW w:type="dxa" w:w="1000"/>
             <w:tcBorders>
               <w:top w:val="single" w:color="CCCCCC" w:sz="1"/>
@@ -3918,65 +3950,152 @@
                 <w:szCs w:val="18"/>
                 <w:rFonts w:ascii="Arial" w:cs="Arial" w:eastAsia="Arial" w:hAnsi="Arial"/>
               </w:rPr>
-              <w:t xml:space="preserve">09-10-2013</w:t>
-            </w:r>
-          </w:p>
-        </w:tc>
-        <w:tc>
-          <w:tcPr>
-            <w:tcW w:type="dxa" w:w="2000"/>
-            <w:tcBorders>
-              <w:top w:val="single" w:color="CCCCCC" w:sz="1"/>
-              <w:left w:val="single" w:color="CCCCCC" w:sz="1"/>
-              <w:bottom w:val="single" w:color="CCCCCC" w:sz="1"/>
-              <w:right w:val="single" w:color="CCCCCC" w:sz="1"/>
-            </w:tcBorders>
-            <w:shd w:fill="FFFFFF" w:val="clear"/>
-            <w:tcMar>
-              <w:top w:type="dxa" w:w="80"/>
-              <w:left w:type="dxa" w:w="120"/>
-              <w:bottom w:type="dxa" w:w="80"/>
-              <w:right w:type="dxa" w:w="120"/>
-            </w:tcMar>
-          </w:tcPr>
-          <w:p>
-            <w:r>
-              <w:rPr>
-                <w:color w:val="333333"/>
-                <w:sz w:val="18"/>
-                <w:szCs w:val="18"/>
-                <w:rFonts w:ascii="Arial" w:cs="Arial" w:eastAsia="Arial" w:hAnsi="Arial"/>
-              </w:rPr>
-              <w:t xml:space="preserve">Kick – primary barrier failure</w:t>
-            </w:r>
-          </w:p>
-        </w:tc>
-        <w:tc>
-          <w:tcPr>
-            <w:tcW w:type="dxa" w:w="3760"/>
-            <w:tcBorders>
-              <w:top w:val="single" w:color="CCCCCC" w:sz="1"/>
-              <w:left w:val="single" w:color="CCCCCC" w:sz="1"/>
-              <w:bottom w:val="single" w:color="CCCCCC" w:sz="1"/>
-              <w:right w:val="single" w:color="CCCCCC" w:sz="1"/>
-            </w:tcBorders>
-            <w:shd w:fill="FFFFFF" w:val="clear"/>
-            <w:tcMar>
-              <w:top w:type="dxa" w:w="80"/>
-              <w:left w:type="dxa" w:w="120"/>
-              <w:bottom w:type="dxa" w:w="80"/>
-              <w:right w:type="dxa" w:w="120"/>
-            </w:tcMar>
-          </w:tcPr>
-          <w:p>
-            <w:r>
-              <w:rPr>
-                <w:color w:val="333333"/>
-                <w:sz w:val="18"/>
-                <w:szCs w:val="18"/>
-                <w:rFonts w:ascii="Arial" w:cs="Arial" w:eastAsia="Arial" w:hAnsi="Arial"/>
-              </w:rPr>
-              <w:t xml:space="preserve">Gas kick during drilling at 2,460 m.</w:t>
+              <w:t xml:space="preserve">2602/000034</w:t>
+            </w:r>
+          </w:p>
+        </w:tc>
+        <w:tc>
+          <w:tcPr>
+            <w:tcW w:type="dxa" w:w="1200"/>
+            <w:tcBorders>
+              <w:top w:val="single" w:color="CCCCCC" w:sz="1"/>
+              <w:left w:val="single" w:color="CCCCCC" w:sz="1"/>
+              <w:bottom w:val="single" w:color="CCCCCC" w:sz="1"/>
+              <w:right w:val="single" w:color="CCCCCC" w:sz="1"/>
+            </w:tcBorders>
+            <w:shd w:fill="FFFFFF" w:val="clear"/>
+            <w:tcMar>
+              <w:top w:type="dxa" w:w="80"/>
+              <w:left w:type="dxa" w:w="120"/>
+              <w:bottom w:type="dxa" w:w="80"/>
+              <w:right w:type="dxa" w:w="120"/>
+            </w:tcMar>
+          </w:tcPr>
+          <w:p>
+            <w:r>
+              <w:rPr>
+                <w:color w:val="333333"/>
+                <w:sz w:val="18"/>
+                <w:szCs w:val="18"/>
+                <w:rFonts w:ascii="Arial" w:cs="Arial" w:eastAsia="Arial" w:hAnsi="Arial"/>
+              </w:rPr>
+              <w:t xml:space="preserve">Shell</w:t>
+            </w:r>
+          </w:p>
+        </w:tc>
+        <w:tc>
+          <w:tcPr>
+            <w:tcW w:type="dxa" w:w="900"/>
+            <w:tcBorders>
+              <w:top w:val="single" w:color="CCCCCC" w:sz="1"/>
+              <w:left w:val="single" w:color="CCCCCC" w:sz="1"/>
+              <w:bottom w:val="single" w:color="CCCCCC" w:sz="1"/>
+              <w:right w:val="single" w:color="CCCCCC" w:sz="1"/>
+            </w:tcBorders>
+            <w:shd w:fill="FFFFFF" w:val="clear"/>
+            <w:tcMar>
+              <w:top w:type="dxa" w:w="80"/>
+              <w:left w:type="dxa" w:w="120"/>
+              <w:bottom w:type="dxa" w:w="80"/>
+              <w:right w:type="dxa" w:w="120"/>
+            </w:tcMar>
+          </w:tcPr>
+          <w:p>
+            <w:r>
+              <w:rPr>
+                <w:color w:val="333333"/>
+                <w:sz w:val="18"/>
+                <w:szCs w:val="18"/>
+                <w:rFonts w:ascii="Arial" w:cs="Arial" w:eastAsia="Arial" w:hAnsi="Arial"/>
+              </w:rPr>
+              <w:t xml:space="preserve">08-02-2026</w:t>
+            </w:r>
+          </w:p>
+        </w:tc>
+        <w:tc>
+          <w:tcPr>
+            <w:tcW w:type="dxa" w:w="1600"/>
+            <w:tcBorders>
+              <w:top w:val="single" w:color="CCCCCC" w:sz="1"/>
+              <w:left w:val="single" w:color="CCCCCC" w:sz="1"/>
+              <w:bottom w:val="single" w:color="CCCCCC" w:sz="1"/>
+              <w:right w:val="single" w:color="CCCCCC" w:sz="1"/>
+            </w:tcBorders>
+            <w:shd w:fill="FFFFFF" w:val="clear"/>
+            <w:tcMar>
+              <w:top w:type="dxa" w:w="80"/>
+              <w:left w:type="dxa" w:w="120"/>
+              <w:bottom w:type="dxa" w:w="80"/>
+              <w:right w:type="dxa" w:w="120"/>
+            </w:tcMar>
+          </w:tcPr>
+          <w:p>
+            <w:r>
+              <w:rPr>
+                <w:color w:val="333333"/>
+                <w:sz w:val="18"/>
+                <w:szCs w:val="18"/>
+                <w:rFonts w:ascii="Arial" w:cs="Arial" w:eastAsia="Arial" w:hAnsi="Arial"/>
+              </w:rPr>
+              <w:t xml:space="preserve">CSB element failure</w:t>
+            </w:r>
+          </w:p>
+        </w:tc>
+        <w:tc>
+          <w:tcPr>
+            <w:tcW w:type="dxa" w:w="3000"/>
+            <w:tcBorders>
+              <w:top w:val="single" w:color="CCCCCC" w:sz="1"/>
+              <w:left w:val="single" w:color="CCCCCC" w:sz="1"/>
+              <w:bottom w:val="single" w:color="CCCCCC" w:sz="1"/>
+              <w:right w:val="single" w:color="CCCCCC" w:sz="1"/>
+            </w:tcBorders>
+            <w:shd w:fill="FFFFFF" w:val="clear"/>
+            <w:tcMar>
+              <w:top w:type="dxa" w:w="80"/>
+              <w:left w:type="dxa" w:w="120"/>
+              <w:bottom w:type="dxa" w:w="80"/>
+              <w:right w:type="dxa" w:w="120"/>
+            </w:tcMar>
+          </w:tcPr>
+          <w:p>
+            <w:r>
+              <w:rPr>
+                <w:color w:val="333333"/>
+                <w:sz w:val="18"/>
+                <w:szCs w:val="18"/>
+                <w:rFonts w:ascii="Arial" w:cs="Arial" w:eastAsia="Arial" w:hAnsi="Arial"/>
+              </w:rPr>
+              <w:t xml:space="preserve">CSB component failure during completion phase. Annular pressure buildup observed; barrier restored.</w:t>
+            </w:r>
+          </w:p>
+        </w:tc>
+        <w:tc>
+          <w:tcPr>
+            <w:tcW w:type="dxa" w:w="1660"/>
+            <w:tcBorders>
+              <w:top w:val="single" w:color="CCCCCC" w:sz="1"/>
+              <w:left w:val="single" w:color="CCCCCC" w:sz="1"/>
+              <w:bottom w:val="single" w:color="CCCCCC" w:sz="1"/>
+              <w:right w:val="single" w:color="CCCCCC" w:sz="1"/>
+            </w:tcBorders>
+            <w:shd w:fill="FFFFFF" w:val="clear"/>
+            <w:tcMar>
+              <w:top w:type="dxa" w:w="80"/>
+              <w:left w:type="dxa" w:w="120"/>
+              <w:bottom w:type="dxa" w:w="80"/>
+              <w:right w:type="dxa" w:w="120"/>
+            </w:tcMar>
+          </w:tcPr>
+          <w:p>
+            <w:r>
+              <w:rPr>
+                <w:color w:val="333333"/>
+                <w:sz w:val="18"/>
+                <w:szCs w:val="18"/>
+                <w:rFonts w:ascii="Arial" w:cs="Arial" w:eastAsia="Arial" w:hAnsi="Arial"/>
+              </w:rPr>
+              <w:t xml:space="preserve">Yes</w:t>
             </w:r>
           </w:p>
         </w:tc>
@@ -3984,7 +4103,7 @@
       <w:tr>
         <w:tc>
           <w:tcPr>
-            <w:tcW w:type="dxa" w:w="1100"/>
+            <w:tcW w:type="dxa" w:w="1000"/>
             <w:tcBorders>
               <w:top w:val="single" w:color="CCCCCC" w:sz="1"/>
               <w:left w:val="single" w:color="CCCCCC" w:sz="1"/>
@@ -4007,13 +4126,13 @@
                 <w:szCs w:val="18"/>
                 <w:rFonts w:ascii="Arial" w:cs="Arial" w:eastAsia="Arial" w:hAnsi="Arial"/>
               </w:rPr>
-              <w:t xml:space="preserve">1311/000015</w:t>
-            </w:r>
-          </w:p>
-        </w:tc>
-        <w:tc>
-          <w:tcPr>
-            <w:tcW w:type="dxa" w:w="1500"/>
+              <w:t xml:space="preserve">2602/000156</w:t>
+            </w:r>
+          </w:p>
+        </w:tc>
+        <w:tc>
+          <w:tcPr>
+            <w:tcW w:type="dxa" w:w="1200"/>
             <w:tcBorders>
               <w:top w:val="single" w:color="CCCCCC" w:sz="1"/>
               <w:left w:val="single" w:color="CCCCCC" w:sz="1"/>
@@ -4036,13 +4155,13 @@
                 <w:szCs w:val="18"/>
                 <w:rFonts w:ascii="Arial" w:cs="Arial" w:eastAsia="Arial" w:hAnsi="Arial"/>
               </w:rPr>
-              <w:t xml:space="preserve">Petrobras</w:t>
-            </w:r>
-          </w:p>
-        </w:tc>
-        <w:tc>
-          <w:tcPr>
-            <w:tcW w:type="dxa" w:w="1000"/>
+              <w:t xml:space="preserve">Equinor</w:t>
+            </w:r>
+          </w:p>
+        </w:tc>
+        <w:tc>
+          <w:tcPr>
+            <w:tcW w:type="dxa" w:w="900"/>
             <w:tcBorders>
               <w:top w:val="single" w:color="CCCCCC" w:sz="1"/>
               <w:left w:val="single" w:color="CCCCCC" w:sz="1"/>
@@ -4065,13 +4184,13 @@
                 <w:szCs w:val="18"/>
                 <w:rFonts w:ascii="Arial" w:cs="Arial" w:eastAsia="Arial" w:hAnsi="Arial"/>
               </w:rPr>
-              <w:t xml:space="preserve">09-01-2013</w:t>
-            </w:r>
-          </w:p>
-        </w:tc>
-        <w:tc>
-          <w:tcPr>
-            <w:tcW w:type="dxa" w:w="2000"/>
+              <w:t xml:space="preserve">19-02-2026</w:t>
+            </w:r>
+          </w:p>
+        </w:tc>
+        <w:tc>
+          <w:tcPr>
+            <w:tcW w:type="dxa" w:w="1600"/>
             <w:tcBorders>
               <w:top w:val="single" w:color="CCCCCC" w:sz="1"/>
               <w:left w:val="single" w:color="CCCCCC" w:sz="1"/>
@@ -4094,13 +4213,13 @@
                 <w:szCs w:val="18"/>
                 <w:rFonts w:ascii="Arial" w:cs="Arial" w:eastAsia="Arial" w:hAnsi="Arial"/>
               </w:rPr>
-              <w:t xml:space="preserve">Kick – primary barrier failure</w:t>
-            </w:r>
-          </w:p>
-        </w:tc>
-        <w:tc>
-          <w:tcPr>
-            <w:tcW w:type="dxa" w:w="3760"/>
+              <w:t xml:space="preserve">CSB element failure</w:t>
+            </w:r>
+          </w:p>
+        </w:tc>
+        <w:tc>
+          <w:tcPr>
+            <w:tcW w:type="dxa" w:w="3000"/>
             <w:tcBorders>
               <w:top w:val="single" w:color="CCCCCC" w:sz="1"/>
               <w:left w:val="single" w:color="CCCCCC" w:sz="1"/>
@@ -4123,7 +4242,36 @@
                 <w:szCs w:val="18"/>
                 <w:rFonts w:ascii="Arial" w:cs="Arial" w:eastAsia="Arial" w:hAnsi="Arial"/>
               </w:rPr>
-              <w:t xml:space="preserve">Return of oil and gas detected during circulation before resuming 8.5-inch phase drilling.</w:t>
+              <w:t xml:space="preserve">Barrier element fault during wireline operation at 2,840 m. Operations suspended; barrier integrity verified.</w:t>
+            </w:r>
+          </w:p>
+        </w:tc>
+        <w:tc>
+          <w:tcPr>
+            <w:tcW w:type="dxa" w:w="1660"/>
+            <w:tcBorders>
+              <w:top w:val="single" w:color="CCCCCC" w:sz="1"/>
+              <w:left w:val="single" w:color="CCCCCC" w:sz="1"/>
+              <w:bottom w:val="single" w:color="CCCCCC" w:sz="1"/>
+              <w:right w:val="single" w:color="CCCCCC" w:sz="1"/>
+            </w:tcBorders>
+            <w:shd w:fill="FFF5F5" w:val="clear"/>
+            <w:tcMar>
+              <w:top w:type="dxa" w:w="80"/>
+              <w:left w:type="dxa" w:w="120"/>
+              <w:bottom w:type="dxa" w:w="80"/>
+              <w:right w:type="dxa" w:w="120"/>
+            </w:tcMar>
+          </w:tcPr>
+          <w:p>
+            <w:r>
+              <w:rPr>
+                <w:color w:val="333333"/>
+                <w:sz w:val="18"/>
+                <w:szCs w:val="18"/>
+                <w:rFonts w:ascii="Arial" w:cs="Arial" w:eastAsia="Arial" w:hAnsi="Arial"/>
+              </w:rPr>
+              <w:t xml:space="preserve">Yes</w:t>
             </w:r>
           </w:p>
         </w:tc>
@@ -4131,64 +4279,6 @@
       <w:tr>
         <w:tc>
           <w:tcPr>
-            <w:tcW w:type="dxa" w:w="1100"/>
-            <w:tcBorders>
-              <w:top w:val="single" w:color="CCCCCC" w:sz="1"/>
-              <w:left w:val="single" w:color="CCCCCC" w:sz="1"/>
-              <w:bottom w:val="single" w:color="CCCCCC" w:sz="1"/>
-              <w:right w:val="single" w:color="CCCCCC" w:sz="1"/>
-            </w:tcBorders>
-            <w:shd w:fill="FFFFFF" w:val="clear"/>
-            <w:tcMar>
-              <w:top w:type="dxa" w:w="80"/>
-              <w:left w:type="dxa" w:w="120"/>
-              <w:bottom w:type="dxa" w:w="80"/>
-              <w:right w:type="dxa" w:w="120"/>
-            </w:tcMar>
-          </w:tcPr>
-          <w:p>
-            <w:r>
-              <w:rPr>
-                <w:color w:val="333333"/>
-                <w:sz w:val="18"/>
-                <w:szCs w:val="18"/>
-                <w:rFonts w:ascii="Arial" w:cs="Arial" w:eastAsia="Arial" w:hAnsi="Arial"/>
-              </w:rPr>
-              <w:t xml:space="preserve">1309/000264</w:t>
-            </w:r>
-          </w:p>
-        </w:tc>
-        <w:tc>
-          <w:tcPr>
-            <w:tcW w:type="dxa" w:w="1500"/>
-            <w:tcBorders>
-              <w:top w:val="single" w:color="CCCCCC" w:sz="1"/>
-              <w:left w:val="single" w:color="CCCCCC" w:sz="1"/>
-              <w:bottom w:val="single" w:color="CCCCCC" w:sz="1"/>
-              <w:right w:val="single" w:color="CCCCCC" w:sz="1"/>
-            </w:tcBorders>
-            <w:shd w:fill="FFFFFF" w:val="clear"/>
-            <w:tcMar>
-              <w:top w:type="dxa" w:w="80"/>
-              <w:left w:type="dxa" w:w="120"/>
-              <w:bottom w:type="dxa" w:w="80"/>
-              <w:right w:type="dxa" w:w="120"/>
-            </w:tcMar>
-          </w:tcPr>
-          <w:p>
-            <w:r>
-              <w:rPr>
-                <w:color w:val="333333"/>
-                <w:sz w:val="18"/>
-                <w:szCs w:val="18"/>
-                <w:rFonts w:ascii="Arial" w:cs="Arial" w:eastAsia="Arial" w:hAnsi="Arial"/>
-              </w:rPr>
-              <w:t xml:space="preserve">OGX Petróleo</w:t>
-            </w:r>
-          </w:p>
-        </w:tc>
-        <w:tc>
-          <w:tcPr>
             <w:tcW w:type="dxa" w:w="1000"/>
             <w:tcBorders>
               <w:top w:val="single" w:color="CCCCCC" w:sz="1"/>
@@ -4212,65 +4302,152 @@
                 <w:szCs w:val="18"/>
                 <w:rFonts w:ascii="Arial" w:cs="Arial" w:eastAsia="Arial" w:hAnsi="Arial"/>
               </w:rPr>
-              <w:t xml:space="preserve">N/A</w:t>
-            </w:r>
-          </w:p>
-        </w:tc>
-        <w:tc>
-          <w:tcPr>
-            <w:tcW w:type="dxa" w:w="2000"/>
-            <w:tcBorders>
-              <w:top w:val="single" w:color="CCCCCC" w:sz="1"/>
-              <w:left w:val="single" w:color="CCCCCC" w:sz="1"/>
-              <w:bottom w:val="single" w:color="CCCCCC" w:sz="1"/>
-              <w:right w:val="single" w:color="CCCCCC" w:sz="1"/>
-            </w:tcBorders>
-            <w:shd w:fill="FFFFFF" w:val="clear"/>
-            <w:tcMar>
-              <w:top w:type="dxa" w:w="80"/>
-              <w:left w:type="dxa" w:w="120"/>
-              <w:bottom w:type="dxa" w:w="80"/>
-              <w:right w:type="dxa" w:w="120"/>
-            </w:tcMar>
-          </w:tcPr>
-          <w:p>
-            <w:r>
-              <w:rPr>
-                <w:color w:val="333333"/>
-                <w:sz w:val="18"/>
-                <w:szCs w:val="18"/>
-                <w:rFonts w:ascii="Arial" w:cs="Arial" w:eastAsia="Arial" w:hAnsi="Arial"/>
-              </w:rPr>
-              <w:t xml:space="preserve">Kick – primary barrier failure</w:t>
-            </w:r>
-          </w:p>
-        </w:tc>
-        <w:tc>
-          <w:tcPr>
-            <w:tcW w:type="dxa" w:w="3760"/>
-            <w:tcBorders>
-              <w:top w:val="single" w:color="CCCCCC" w:sz="1"/>
-              <w:left w:val="single" w:color="CCCCCC" w:sz="1"/>
-              <w:bottom w:val="single" w:color="CCCCCC" w:sz="1"/>
-              <w:right w:val="single" w:color="CCCCCC" w:sz="1"/>
-            </w:tcBorders>
-            <w:shd w:fill="FFFFFF" w:val="clear"/>
-            <w:tcMar>
-              <w:top w:type="dxa" w:w="80"/>
-              <w:left w:type="dxa" w:w="120"/>
-              <w:bottom w:type="dxa" w:w="80"/>
-              <w:right w:type="dxa" w:w="120"/>
-            </w:tcMar>
-          </w:tcPr>
-          <w:p>
-            <w:r>
-              <w:rPr>
-                <w:color w:val="333333"/>
-                <w:sz w:val="18"/>
-                <w:szCs w:val="18"/>
-                <w:rFonts w:ascii="Arial" w:cs="Arial" w:eastAsia="Arial" w:hAnsi="Arial"/>
-              </w:rPr>
-              <w:t xml:space="preserve">Kick during drilling of phase V with 8.5-inch bit at 6,135 m.</w:t>
+              <w:t xml:space="preserve">2603/000023</w:t>
+            </w:r>
+          </w:p>
+        </w:tc>
+        <w:tc>
+          <w:tcPr>
+            <w:tcW w:type="dxa" w:w="1200"/>
+            <w:tcBorders>
+              <w:top w:val="single" w:color="CCCCCC" w:sz="1"/>
+              <w:left w:val="single" w:color="CCCCCC" w:sz="1"/>
+              <w:bottom w:val="single" w:color="CCCCCC" w:sz="1"/>
+              <w:right w:val="single" w:color="CCCCCC" w:sz="1"/>
+            </w:tcBorders>
+            <w:shd w:fill="FFFFFF" w:val="clear"/>
+            <w:tcMar>
+              <w:top w:type="dxa" w:w="80"/>
+              <w:left w:type="dxa" w:w="120"/>
+              <w:bottom w:type="dxa" w:w="80"/>
+              <w:right w:type="dxa" w:w="120"/>
+            </w:tcMar>
+          </w:tcPr>
+          <w:p>
+            <w:r>
+              <w:rPr>
+                <w:color w:val="333333"/>
+                <w:sz w:val="18"/>
+                <w:szCs w:val="18"/>
+                <w:rFonts w:ascii="Arial" w:cs="Arial" w:eastAsia="Arial" w:hAnsi="Arial"/>
+              </w:rPr>
+              <w:t xml:space="preserve">Petrobras</w:t>
+            </w:r>
+          </w:p>
+        </w:tc>
+        <w:tc>
+          <w:tcPr>
+            <w:tcW w:type="dxa" w:w="900"/>
+            <w:tcBorders>
+              <w:top w:val="single" w:color="CCCCCC" w:sz="1"/>
+              <w:left w:val="single" w:color="CCCCCC" w:sz="1"/>
+              <w:bottom w:val="single" w:color="CCCCCC" w:sz="1"/>
+              <w:right w:val="single" w:color="CCCCCC" w:sz="1"/>
+            </w:tcBorders>
+            <w:shd w:fill="FFFFFF" w:val="clear"/>
+            <w:tcMar>
+              <w:top w:type="dxa" w:w="80"/>
+              <w:left w:type="dxa" w:w="120"/>
+              <w:bottom w:type="dxa" w:w="80"/>
+              <w:right w:type="dxa" w:w="120"/>
+            </w:tcMar>
+          </w:tcPr>
+          <w:p>
+            <w:r>
+              <w:rPr>
+                <w:color w:val="333333"/>
+                <w:sz w:val="18"/>
+                <w:szCs w:val="18"/>
+                <w:rFonts w:ascii="Arial" w:cs="Arial" w:eastAsia="Arial" w:hAnsi="Arial"/>
+              </w:rPr>
+              <w:t xml:space="preserve">03-03-2026</w:t>
+            </w:r>
+          </w:p>
+        </w:tc>
+        <w:tc>
+          <w:tcPr>
+            <w:tcW w:type="dxa" w:w="1600"/>
+            <w:tcBorders>
+              <w:top w:val="single" w:color="CCCCCC" w:sz="1"/>
+              <w:left w:val="single" w:color="CCCCCC" w:sz="1"/>
+              <w:bottom w:val="single" w:color="CCCCCC" w:sz="1"/>
+              <w:right w:val="single" w:color="CCCCCC" w:sz="1"/>
+            </w:tcBorders>
+            <w:shd w:fill="FFFFFF" w:val="clear"/>
+            <w:tcMar>
+              <w:top w:type="dxa" w:w="80"/>
+              <w:left w:type="dxa" w:w="120"/>
+              <w:bottom w:type="dxa" w:w="80"/>
+              <w:right w:type="dxa" w:w="120"/>
+            </w:tcMar>
+          </w:tcPr>
+          <w:p>
+            <w:r>
+              <w:rPr>
+                <w:color w:val="333333"/>
+                <w:sz w:val="18"/>
+                <w:szCs w:val="18"/>
+                <w:rFonts w:ascii="Arial" w:cs="Arial" w:eastAsia="Arial" w:hAnsi="Arial"/>
+              </w:rPr>
+              <w:t xml:space="preserve">CSB element failure</w:t>
+            </w:r>
+          </w:p>
+        </w:tc>
+        <w:tc>
+          <w:tcPr>
+            <w:tcW w:type="dxa" w:w="3000"/>
+            <w:tcBorders>
+              <w:top w:val="single" w:color="CCCCCC" w:sz="1"/>
+              <w:left w:val="single" w:color="CCCCCC" w:sz="1"/>
+              <w:bottom w:val="single" w:color="CCCCCC" w:sz="1"/>
+              <w:right w:val="single" w:color="CCCCCC" w:sz="1"/>
+            </w:tcBorders>
+            <w:shd w:fill="FFFFFF" w:val="clear"/>
+            <w:tcMar>
+              <w:top w:type="dxa" w:w="80"/>
+              <w:left w:type="dxa" w:w="120"/>
+              <w:bottom w:type="dxa" w:w="80"/>
+              <w:right w:type="dxa" w:w="120"/>
+            </w:tcMar>
+          </w:tcPr>
+          <w:p>
+            <w:r>
+              <w:rPr>
+                <w:color w:val="333333"/>
+                <w:sz w:val="18"/>
+                <w:szCs w:val="18"/>
+                <w:rFonts w:ascii="Arial" w:cs="Arial" w:eastAsia="Arial" w:hAnsi="Arial"/>
+              </w:rPr>
+              <w:t xml:space="preserve">Element failure in Conjunto Solidário de Barreira during intervention. Remediation completed; well returned to service.</w:t>
+            </w:r>
+          </w:p>
+        </w:tc>
+        <w:tc>
+          <w:tcPr>
+            <w:tcW w:type="dxa" w:w="1660"/>
+            <w:tcBorders>
+              <w:top w:val="single" w:color="CCCCCC" w:sz="1"/>
+              <w:left w:val="single" w:color="CCCCCC" w:sz="1"/>
+              <w:bottom w:val="single" w:color="CCCCCC" w:sz="1"/>
+              <w:right w:val="single" w:color="CCCCCC" w:sz="1"/>
+            </w:tcBorders>
+            <w:shd w:fill="FFFFFF" w:val="clear"/>
+            <w:tcMar>
+              <w:top w:type="dxa" w:w="80"/>
+              <w:left w:type="dxa" w:w="120"/>
+              <w:bottom w:type="dxa" w:w="80"/>
+              <w:right w:type="dxa" w:w="120"/>
+            </w:tcMar>
+          </w:tcPr>
+          <w:p>
+            <w:r>
+              <w:rPr>
+                <w:color w:val="333333"/>
+                <w:sz w:val="18"/>
+                <w:szCs w:val="18"/>
+                <w:rFonts w:ascii="Arial" w:cs="Arial" w:eastAsia="Arial" w:hAnsi="Arial"/>
+              </w:rPr>
+              <w:t xml:space="preserve">Yes</w:t>
             </w:r>
           </w:p>
         </w:tc>
